--- a/manual_output/PRIMEHR_Admin_User_Manual.docx
+++ b/manual_output/PRIMEHR_Admin_User_Manual.docx
@@ -98,7 +98,7 @@
           <w:sz w:val="20"/>
           <w:szCs w:val="20"/>
         </w:rPr>
-        <w:t xml:space="preserve">Generated on May 08, 2026</w:t>
+        <w:t xml:space="preserve">Generated on May 13, 2026</w:t>
       </w:r>
     </w:p>
     <w:p>
@@ -1755,7 +1755,7 @@
 <file path=word/numbering.xml><?xml version="1.0" encoding="utf-8"?>
 <w:numbering xmlns:ve="http://schemas.openxmlformats.org/markup-compatibility/2006" xmlns:o="urn:schemas-microsoft-com:office:office" xmlns:r="http://schemas.openxmlformats.org/officeDocument/2006/relationships" xmlns:m="http://schemas.openxmlformats.org/officeDocument/2006/math" xmlns:v="urn:schemas-microsoft-com:vml" xmlns:wp="http://schemas.openxmlformats.org/drawingml/2006/wordprocessingDrawing" xmlns:w10="urn:schemas-microsoft-com:office:word" xmlns:w="http://schemas.openxmlformats.org/wordprocessingml/2006/main" xmlns:wne="http://schemas.microsoft.com/office/word/2006/wordml">
   <w:abstractNum w:abstractNumId="11">
-    <w:nsid w:val="99CD04EB"/>
+    <w:nsid w:val="F90C1B00"/>
     <w:multiLevelType w:val="multilevel"/>
     <w:lvl w:ilvl="0">
       <w:start w:val="1"/>
@@ -1774,7 +1774,7 @@
     </w:lvl>
   </w:abstractNum>
   <w:abstractNum w:abstractNumId="12">
-    <w:nsid w:val="E6FD5BEC"/>
+    <w:nsid w:val="67FBC7D6"/>
     <w:multiLevelType w:val="multilevel"/>
     <w:lvl w:ilvl="0">
       <w:start w:val="1"/>
